--- a/downloads/handouts/Unit 01/Handout 01.05 - Tool ID and Where It Lives.docx
+++ b/downloads/handouts/Unit 01/Handout 01.05 - Tool ID and Where It Lives.docx
@@ -1685,7 +1685,7 @@
     <w:sectPr>
       <w:headerReference w:type="default" r:id="rId9"/>
       <w:pgSz w:w="12240" w:h="15840"/>
-      <w:pgMar w:top="1440" w:bottom="1440" w:left="1440" w:right="1440" w:header="504"/>
+      <w:pgMar w:top="1152" w:bottom="1152" w:left="1152" w:right="1152" w:header="504"/>
     </w:sectPr>
   </w:body>
 </w:document>

--- a/downloads/handouts/Unit 01/Handout 01.05 - Tool ID and Where It Lives.docx
+++ b/downloads/handouts/Unit 01/Handout 01.05 - Tool ID and Where It Lives.docx
@@ -1679,7 +1679,7 @@
         </w:numPr>
       </w:pPr>
       <w:r>
-        <w:t xml:space="preserve">Which two tools on our trays are the only cutting tools you will use in this room? ______________________________________</w:t>
+        <w:t xml:space="preserve">Which two cutting tools are the only ones you will use in this room? ______________________________________</w:t>
       </w:r>
     </w:p>
     <w:sectPr>

--- a/downloads/handouts/Unit 01/Handout 01.05 - Tool ID and Where It Lives.docx
+++ b/downloads/handouts/Unit 01/Handout 01.05 - Tool ID and Where It Lives.docx
@@ -43,7 +43,7 @@
         <w:pStyle w:val="FirstParagraph"/>
       </w:pPr>
       <w:r>
-        <w:t xml:space="preserve">Visit all six trays. Each tool has a number. Write the name and the job. Use the word bank at the bottom if you get stuck. Sentence starter: "You use this to ___."</w:t>
+        <w:t xml:space="preserve">Visit all six trays. There are 19 tools. Each tool has a number. Write the name, the job, and the family number. Use the word bank under the table if you get stuck. Sentence starter: "You use this to ___."</w:t>
       </w:r>
     </w:p>
     <w:tbl>
@@ -747,6 +747,40 @@
           <w:p/>
         </w:tc>
       </w:tr>
+      <w:tr>
+        <w:tc>
+          <w:tcPr>
+            <w:tcW w:type="dxa" w:w="2340"/>
+          </w:tcPr>
+          <w:p>
+            <w:pPr>
+              <w:pStyle w:val="Compact"/>
+              <w:jc w:val="left"/>
+            </w:pPr>
+            <w:r>
+              <w:t xml:space="preserve">19</w:t>
+            </w:r>
+          </w:p>
+        </w:tc>
+        <w:tc>
+          <w:tcPr>
+            <w:tcW w:type="dxa" w:w="2340"/>
+          </w:tcPr>
+          <w:p/>
+        </w:tc>
+        <w:tc>
+          <w:tcPr>
+            <w:tcW w:type="dxa" w:w="2340"/>
+          </w:tcPr>
+          <w:p/>
+        </w:tc>
+        <w:tc>
+          <w:tcPr>
+            <w:tcW w:type="dxa" w:w="2340"/>
+          </w:tcPr>
+          <w:p/>
+        </w:tc>
+      </w:tr>
     </w:tbl>
     <w:p>
       <w:pPr>
@@ -774,83 +808,64 @@
         <w:t xml:space="preserve">Draw your kitchen station in the box: the counter, the sink, the stove, and every drawer and cabinet. Number the drawers. Then write each tool’s number (from Part 1) inside the drawer or cabinet where it lives. Rule: open, look, close. Nothing comes out of a drawer.</w:t>
       </w:r>
     </w:p>
-    <w:tbl>
-      <w:tblPr>
-        <w:tblStyle w:val="Table"/>
-        <w:tblW w:type="pct" w:w="5000"/>
-        <w:tblLook w:firstRow="0"/>
-      </w:tblPr>
-      <w:tblGrid>
-        <w:gridCol w:w="9360"/>
-      </w:tblGrid>
-      <w:tr>
-        <w:tc>
-          <w:tcPr>
-            <w:tcW w:type="dxa" w:w="9360"/>
-          </w:tcPr>
-          <w:p/>
-        </w:tc>
-      </w:tr>
-      <w:tr>
-        <w:tc>
-          <w:tcPr>
-            <w:tcW w:type="dxa" w:w="9360"/>
-          </w:tcPr>
-          <w:p/>
-        </w:tc>
-      </w:tr>
-      <w:tr>
-        <w:tc>
-          <w:tcPr>
-            <w:tcW w:type="dxa" w:w="9360"/>
-          </w:tcPr>
-          <w:p/>
-        </w:tc>
-      </w:tr>
-      <w:tr>
-        <w:tc>
-          <w:tcPr>
-            <w:tcW w:type="dxa" w:w="9360"/>
-          </w:tcPr>
-          <w:p/>
-        </w:tc>
-      </w:tr>
-      <w:tr>
-        <w:tc>
-          <w:tcPr>
-            <w:tcW w:type="dxa" w:w="9360"/>
-          </w:tcPr>
-          <w:p/>
-        </w:tc>
-      </w:tr>
-      <w:tr>
-        <w:tc>
-          <w:tcPr>
-            <w:tcW w:type="dxa" w:w="9360"/>
-          </w:tcPr>
-          <w:p/>
-        </w:tc>
-      </w:tr>
-      <w:tr>
-        <w:tc>
-          <w:tcPr>
-            <w:tcW w:type="dxa" w:w="9360"/>
-          </w:tcPr>
-          <w:p/>
-        </w:tc>
-      </w:tr>
-      <w:tr>
-        <w:tc>
-          <w:tcPr>
-            <w:tcW w:type="dxa" w:w="9360"/>
-          </w:tcPr>
-          <w:p/>
-        </w:tc>
-      </w:tr>
-    </w:tbl>
     <w:p>
       <w:pPr>
-        <w:pStyle w:val="FirstParagraph"/>
+        <w:pStyle w:val="CaptionedFigure"/>
+      </w:pPr>
+      <w:r>
+        <w:drawing>
+          <wp:inline>
+            <wp:extent cx="5486400" cy="2560320"/>
+            <wp:effectExtent b="0" l="0" r="0" t="0"/>
+            <wp:docPr descr="Draw your station here" title="" id="1" name="Picture"/>
+            <a:graphic>
+              <a:graphicData uri="http://schemas.openxmlformats.org/drawingml/2006/picture">
+                <pic:pic>
+                  <pic:nvPicPr>
+                    <pic:cNvPr descr="images/blank-box.png" id="0" name="Picture"/>
+                    <pic:cNvPicPr>
+                      <a:picLocks noChangeArrowheads="1" noChangeAspect="1"/>
+                    </pic:cNvPicPr>
+                  </pic:nvPicPr>
+                  <pic:blipFill>
+                    <a:blip r:embed="rId23"/>
+                    <a:stretch>
+                      <a:fillRect/>
+                    </a:stretch>
+                  </pic:blipFill>
+                  <pic:spPr bwMode="auto">
+                    <a:xfrm>
+                      <a:off x="0" y="0"/>
+                      <a:ext cx="5486400" cy="2560320"/>
+                    </a:xfrm>
+                    <a:prstGeom prst="rect">
+                      <a:avLst/>
+                    </a:prstGeom>
+                    <a:noFill/>
+                    <a:ln w="9525">
+                      <a:noFill/>
+                      <a:headEnd/>
+                      <a:tailEnd/>
+                    </a:ln>
+                  </pic:spPr>
+                </pic:pic>
+              </a:graphicData>
+            </a:graphic>
+          </wp:inline>
+        </w:drawing>
+      </w:r>
+    </w:p>
+    <w:p>
+      <w:pPr>
+        <w:pStyle w:val="ImageCaption"/>
+      </w:pPr>
+      <w:r>
+        <w:t xml:space="preserve">Draw your station here</w:t>
+      </w:r>
+    </w:p>
+    <w:p>
+      <w:pPr>
+        <w:pStyle w:val="BodyText"/>
       </w:pPr>
       <w:r>
         <w:t xml:space="preserve">Which tool was the hardest to find? ____________________ Where does it live? ____________________</w:t>
@@ -860,11 +875,11 @@
       <w:pPr>
         <w:pStyle w:val="Heading2"/>
       </w:pPr>
-      <w:bookmarkStart w:id="23" w:name="X0057a003dedbc20eb5cdd11c7e4ab51b4a11354"/>
+      <w:bookmarkStart w:id="24" w:name="X0057a003dedbc20eb5cdd11c7e4ab51b4a11354"/>
       <w:r>
         <w:t xml:space="preserve">Part 3: Which tool would you use? (Day 1, one card per tray)</w:t>
       </w:r>
-      <w:bookmarkEnd w:id="23"/>
+      <w:bookmarkEnd w:id="24"/>
     </w:p>
     <w:p>
       <w:pPr>
@@ -1192,11 +1207,11 @@
       <w:pPr>
         <w:pStyle w:val="Heading2"/>
       </w:pPr>
-      <w:bookmarkStart w:id="24" w:name="part-4-the-machines-day-2"/>
+      <w:bookmarkStart w:id="25" w:name="part-4-the-machines-day-2"/>
       <w:r>
         <w:t xml:space="preserve">Part 4: The machines (Day 2)</w:t>
       </w:r>
-      <w:bookmarkEnd w:id="24"/>
+      <w:bookmarkEnd w:id="25"/>
     </w:p>
     <w:p>
       <w:pPr>
@@ -1454,11 +1469,11 @@
       <w:pPr>
         <w:pStyle w:val="Heading2"/>
       </w:pPr>
-      <w:bookmarkStart w:id="25" w:name="part-5-what-went-wrong-day-2-scene-cards"/>
+      <w:bookmarkStart w:id="26" w:name="part-5-what-went-wrong-day-2-scene-cards"/>
       <w:r>
         <w:t xml:space="preserve">Part 5: What went wrong? (Day 2, scene cards)</w:t>
       </w:r>
-      <w:bookmarkEnd w:id="25"/>
+      <w:bookmarkEnd w:id="26"/>
     </w:p>
     <w:tbl>
       <w:tblPr>
@@ -1594,11 +1609,11 @@
       <w:pPr>
         <w:pStyle w:val="Heading2"/>
       </w:pPr>
-      <w:bookmarkStart w:id="26" w:name="tools-check-day-2-ten-items-alone"/>
+      <w:bookmarkStart w:id="27" w:name="tools-check-day-2-ten-items-alone"/>
       <w:r>
         <w:t xml:space="preserve">Tools Check (Day 2, ten items, alone)</w:t>
       </w:r>
-      <w:bookmarkEnd w:id="26"/>
+      <w:bookmarkEnd w:id="27"/>
     </w:p>
     <w:p>
       <w:pPr>
@@ -1646,7 +1661,7 @@
         </w:numPr>
       </w:pPr>
       <w:r>
-        <w:t xml:space="preserve">You need 1/2 cup of oil. Which measuring cup, and why? ______________________________________</w:t>
+        <w:t xml:space="preserve">You need 1/2 cup of oil. (a) Which measuring cup? (b) Why? ______________________________________</w:t>
       </w:r>
     </w:p>
     <w:p>
